--- a/report.docx
+++ b/report.docx
@@ -33,13 +33,7 @@
         </w:r>
       </w:hyperlink>
       <w:r>
-        <w:t xml:space="preserve">. , Real faces images are </w:t>
-      </w:r>
-      <w:r>
-        <w:t>collected</w:t>
-      </w:r>
-      <w:r>
-        <w:t xml:space="preserve"> through the API of the website </w:t>
+        <w:t>. , Real faces images are collected through the API of the website </w:t>
       </w:r>
       <w:proofErr w:type="spellStart"/>
       <w:r>
@@ -62,18 +56,12 @@
         <w:fldChar w:fldCharType="end"/>
       </w:r>
       <w:r>
-        <w:t> and then the faces are cropped out of using OpenCV library</w:t>
-      </w:r>
-      <w:r>
-        <w:t>.</w:t>
+        <w:t> and then the faces are cropped out of using OpenCV library.</w:t>
       </w:r>
     </w:p>
     <w:p>
       <w:r>
-        <w:t>T</w:t>
-      </w:r>
-      <w:r>
-        <w:t>he dataset contains a total of 1,288 images divided into two categories:</w:t>
+        <w:t>The dataset contains a total of 1,288 images divided into two categories:</w:t>
       </w:r>
     </w:p>
     <w:p>
@@ -132,7 +120,15 @@
     </w:p>
     <w:p>
       <w:r>
-        <w:t>Because our dataset is imbalanced and relatively small in size, there is a high possibility of poor generalization and low sensitivity. Therefore, data augmentation techniques were applied to increase the dataset’s diversity and improve model robustness.</w:t>
+        <w:t xml:space="preserve">Because our dataset is imbalanced and relatively </w:t>
+      </w:r>
+      <w:proofErr w:type="gramStart"/>
+      <w:r>
+        <w:t>small in size</w:t>
+      </w:r>
+      <w:proofErr w:type="gramEnd"/>
+      <w:r>
+        <w:t>, there is a high possibility of poor generalization and low sensitivity. Therefore, data augmentation techniques were applied to increase the dataset’s diversity and improve model robustness.</w:t>
       </w:r>
     </w:p>
     <w:p/>
@@ -397,10 +393,7 @@
         <w:t>Results and Performance Metrics</w:t>
       </w:r>
       <w:r>
-        <w:t xml:space="preserve"> for </w:t>
-      </w:r>
-      <w:r>
-        <w:t>VGG16</w:t>
+        <w:t xml:space="preserve"> for VGG16</w:t>
       </w:r>
     </w:p>
     <w:p/>
@@ -420,10 +413,24 @@
             <w:tcW w:w="4675" w:type="dxa"/>
           </w:tcPr>
           <w:p>
-            <w:r>
+            <w:pPr>
+              <w:rPr>
+                <w:b/>
+                <w:bCs/>
+              </w:rPr>
+            </w:pPr>
+            <w:r>
+              <w:rPr>
+                <w:b/>
+                <w:bCs/>
+              </w:rPr>
               <w:t>Metric</w:t>
             </w:r>
             <w:r>
+              <w:rPr>
+                <w:b/>
+                <w:bCs/>
+              </w:rPr>
               <w:tab/>
             </w:r>
           </w:p>
@@ -433,7 +440,17 @@
             <w:tcW w:w="4675" w:type="dxa"/>
           </w:tcPr>
           <w:p>
-            <w:r>
+            <w:pPr>
+              <w:rPr>
+                <w:b/>
+                <w:bCs/>
+              </w:rPr>
+            </w:pPr>
+            <w:r>
+              <w:rPr>
+                <w:b/>
+                <w:bCs/>
+              </w:rPr>
               <w:t>Value</w:t>
             </w:r>
           </w:p>
@@ -1415,6 +1432,7 @@
   <w:style w:type="character" w:default="1" w:styleId="DefaultParagraphFont">
     <w:name w:val="Default Paragraph Font"/>
     <w:uiPriority w:val="1"/>
+    <w:semiHidden/>
     <w:unhideWhenUsed/>
   </w:style>
   <w:style w:type="table" w:default="1" w:styleId="TableNormal">
